--- a/docs/week14/14주차_개선보고서.docx
+++ b/docs/week14/14주차_개선보고서.docx
@@ -78,7 +78,7 @@
           <w:b w:val="0"/>
           <w:sz w:val="20"/>
         </w:rPr>
-        <w:t>13주차에 진행한 1차 베타 테스트(베타 사용자 3명, 2026-07-03 피드백 수집) 결과를 바탕으로 14주차에 버그 수정 및 사용자 경험 개선 작업을 진행했습니다. 피드백 보고서(beta_feedback_round1.md)에서 도출한 우선순위 항목과 QA 리뷰에서 자체 발견한 항목을 포함해 총 26건을 처리했습니다.</w:t>
+        <w:t>13주차에 진행한 1차 베타 테스트(베타 사용자 3명, 2026-07-03 피드백 수집) 결과를 바탕으로 14주차에 버그 수정 및 사용자 경험 개선 작업을 진행했습니다. 피드백 보고서(beta_feedback_round1.md)에서 도출한 우선순위 항목과 QA 리뷰에서 자체 발견한 항목을 포함해 총 25건을 처리했습니다.</w:t>
       </w:r>
     </w:p>
     <w:p>
@@ -329,7 +329,7 @@
                 <w:b w:val="0"/>
                 <w:sz w:val="18"/>
               </w:rPr>
-              <w:t>UI 개선</w:t>
+              <w:t>기술 안정성</w:t>
             </w:r>
           </w:p>
         </w:tc>
@@ -349,7 +349,7 @@
                 <w:b w:val="0"/>
                 <w:sz w:val="18"/>
               </w:rPr>
-              <w:t>1건</w:t>
+              <w:t>4건</w:t>
             </w:r>
           </w:p>
         </w:tc>
@@ -369,7 +369,7 @@
                 <w:b w:val="0"/>
                 <w:sz w:val="18"/>
               </w:rPr>
-              <w:t>앱 전체 디자인 시스템 정비</w:t>
+              <w:t>권한 검증·DB 연결·이중 출력 등</w:t>
             </w:r>
           </w:p>
         </w:tc>
@@ -394,7 +394,7 @@
                 <w:b w:val="0"/>
                 <w:sz w:val="18"/>
               </w:rPr>
-              <w:t>기술 안정성</w:t>
+              <w:t>보류</w:t>
             </w:r>
           </w:p>
         </w:tc>
@@ -414,7 +414,7 @@
                 <w:b w:val="0"/>
                 <w:sz w:val="18"/>
               </w:rPr>
-              <w:t>4건</w:t>
+              <w:t>3건</w:t>
             </w:r>
           </w:p>
         </w:tc>
@@ -423,71 +423,6 @@
             <w:tcW w:type="dxa" w:w="5669"/>
             <w:vAlign w:val="center"/>
             <w:shd w:fill="FFFFFF" w:val="clear"/>
-          </w:tcPr>
-          <w:p>
-            <w:pPr>
-              <w:jc w:val="center"/>
-            </w:pPr>
-            <w:r>
-              <w:rPr>
-                <w:rFonts w:ascii="맑은 고딕" w:hAnsi="맑은 고딕" w:eastAsia="맑은 고딕"/>
-                <w:b w:val="0"/>
-                <w:sz w:val="18"/>
-              </w:rPr>
-              <w:t>권한 검증·DB 연결·이중 출력 등</w:t>
-            </w:r>
-          </w:p>
-        </w:tc>
-      </w:tr>
-      <w:tr>
-        <w:trPr>
-          <w:trHeight w:val="369"/>
-        </w:trPr>
-        <w:tc>
-          <w:tcPr>
-            <w:tcW w:type="dxa" w:w="1701"/>
-            <w:vAlign w:val="center"/>
-            <w:shd w:fill="F5F7FB" w:val="clear"/>
-          </w:tcPr>
-          <w:p>
-            <w:pPr>
-              <w:jc w:val="center"/>
-            </w:pPr>
-            <w:r>
-              <w:rPr>
-                <w:rFonts w:ascii="맑은 고딕" w:hAnsi="맑은 고딕" w:eastAsia="맑은 고딕"/>
-                <w:b w:val="0"/>
-                <w:sz w:val="18"/>
-              </w:rPr>
-              <w:t>보류</w:t>
-            </w:r>
-          </w:p>
-        </w:tc>
-        <w:tc>
-          <w:tcPr>
-            <w:tcW w:type="dxa" w:w="1020"/>
-            <w:vAlign w:val="center"/>
-            <w:shd w:fill="F5F7FB" w:val="clear"/>
-          </w:tcPr>
-          <w:p>
-            <w:pPr>
-              <w:jc w:val="left"/>
-            </w:pPr>
-            <w:r>
-              <w:rPr>
-                <w:rFonts w:ascii="맑은 고딕" w:hAnsi="맑은 고딕" w:eastAsia="맑은 고딕"/>
-                <w:b w:val="0"/>
-                <w:sz w:val="18"/>
-              </w:rPr>
-              <w:t>3건</w:t>
-            </w:r>
-          </w:p>
-        </w:tc>
-        <w:tc>
-          <w:tcPr>
-            <w:tcW w:type="dxa" w:w="5669"/>
-            <w:vAlign w:val="center"/>
-            <w:shd w:fill="F5F7FB" w:val="clear"/>
           </w:tcPr>
           <w:p>
             <w:pPr>
@@ -2301,7 +2236,7 @@
                 <w:b w:val="0"/>
                 <w:sz w:val="18"/>
               </w:rPr>
-              <w:t>UI-전체</w:t>
+              <w:t>딜레이</w:t>
             </w:r>
           </w:p>
         </w:tc>
@@ -2321,7 +2256,7 @@
                 <w:b w:val="0"/>
                 <w:sz w:val="18"/>
               </w:rPr>
-              <w:t>앱 전체 디자인 바이브코딩 느낌</w:t>
+              <w:t>보기 클릭 후 수초 대기 필요</w:t>
             </w:r>
           </w:p>
         </w:tc>
@@ -2341,7 +2276,7 @@
                 <w:b w:val="0"/>
                 <w:sz w:val="18"/>
               </w:rPr>
-              <w:t>stone(따뜻한 중립 회색)/amber(앰버 강조) 2축 디자인 시스템 도입. 로그인·온보딩·채팅·오답 회고 전 페이지 적용</w:t>
+              <w:t>체크포인트 저장 완료 대기 구조로 인한 딜레이. 문제 데이터를 SSE로 즉시 전송·클라이언트 캐시 후 요청 시 포함하는 방식으로 우회. 즉시 클릭 가능</w:t>
             </w:r>
           </w:p>
         </w:tc>
@@ -2366,7 +2301,7 @@
                 <w:b w:val="0"/>
                 <w:sz w:val="18"/>
               </w:rPr>
-              <w:t>딜레이</w:t>
+              <w:t>로딩 UX</w:t>
             </w:r>
           </w:p>
         </w:tc>
@@ -2386,7 +2321,7 @@
                 <w:b w:val="0"/>
                 <w:sz w:val="18"/>
               </w:rPr>
-              <w:t>보기 클릭 후 수초 대기 필요</w:t>
+              <w:t>답 선택 후 불필요한 ... 로딩 표시</w:t>
             </w:r>
           </w:p>
         </w:tc>
@@ -2395,71 +2330,6 @@
             <w:tcW w:type="dxa" w:w="5556"/>
             <w:vAlign w:val="center"/>
             <w:shd w:fill="F5F7FB" w:val="clear"/>
-          </w:tcPr>
-          <w:p>
-            <w:pPr>
-              <w:jc w:val="center"/>
-            </w:pPr>
-            <w:r>
-              <w:rPr>
-                <w:rFonts w:ascii="맑은 고딕" w:hAnsi="맑은 고딕" w:eastAsia="맑은 고딕"/>
-                <w:b w:val="0"/>
-                <w:sz w:val="18"/>
-              </w:rPr>
-              <w:t>체크포인트 저장 완료 대기 구조로 인한 딜레이. 문제 데이터를 SSE로 즉시 전송·클라이언트 캐시 후 요청 시 포함하는 방식으로 우회. 즉시 클릭 가능</w:t>
-            </w:r>
-          </w:p>
-        </w:tc>
-      </w:tr>
-      <w:tr>
-        <w:trPr>
-          <w:trHeight w:val="369"/>
-        </w:trPr>
-        <w:tc>
-          <w:tcPr>
-            <w:tcW w:type="dxa" w:w="850"/>
-            <w:vAlign w:val="center"/>
-            <w:shd w:fill="FFFFFF" w:val="clear"/>
-          </w:tcPr>
-          <w:p>
-            <w:pPr>
-              <w:jc w:val="center"/>
-            </w:pPr>
-            <w:r>
-              <w:rPr>
-                <w:rFonts w:ascii="맑은 고딕" w:hAnsi="맑은 고딕" w:eastAsia="맑은 고딕"/>
-                <w:b w:val="0"/>
-                <w:sz w:val="18"/>
-              </w:rPr>
-              <w:t>로딩 UX</w:t>
-            </w:r>
-          </w:p>
-        </w:tc>
-        <w:tc>
-          <w:tcPr>
-            <w:tcW w:type="dxa" w:w="1984"/>
-            <w:vAlign w:val="center"/>
-            <w:shd w:fill="FFFFFF" w:val="clear"/>
-          </w:tcPr>
-          <w:p>
-            <w:pPr>
-              <w:jc w:val="left"/>
-            </w:pPr>
-            <w:r>
-              <w:rPr>
-                <w:rFonts w:ascii="맑은 고딕" w:hAnsi="맑은 고딕" w:eastAsia="맑은 고딕"/>
-                <w:b w:val="0"/>
-                <w:sz w:val="18"/>
-              </w:rPr>
-              <w:t>답 선택 후 불필요한 ... 로딩 표시</w:t>
-            </w:r>
-          </w:p>
-        </w:tc>
-        <w:tc>
-          <w:tcPr>
-            <w:tcW w:type="dxa" w:w="5556"/>
-            <w:vAlign w:val="center"/>
-            <w:shd w:fill="FFFFFF" w:val="clear"/>
           </w:tcPr>
           <w:p>
             <w:pPr>
